--- a/BACKUP&RECOVERY/14장/14장_RMAN_백업.docx
+++ b/BACKUP&RECOVERY/14장/14장_RMAN_백업.docx
@@ -1749,7 +1749,7 @@
                 <w:color w:val="E6E6E6"/>
                 <w:sz w:val="19"/>
               </w:rPr>
-              <w:t>input datafile file number=00001 name=/u02/oradata/ORCL/system01.dbf</w:t>
+              <w:t>input datafile file number=00001 name=/u01/app/oracle/oradata/orcl/system01.dbf</w:t>
             </w:r>
           </w:p>
           <w:p>
@@ -1763,7 +1763,7 @@
                 <w:color w:val="E6E6E6"/>
                 <w:sz w:val="19"/>
               </w:rPr>
-              <w:t>input datafile file number=00004 name=/u02/oradata/ORCL/undotbs01.dbf</w:t>
+              <w:t>input datafile file number=00004 name=/u01/app/oracle/oradata/orcl/undotbs01.dbf</w:t>
             </w:r>
           </w:p>
           <w:p>
@@ -1791,7 +1791,7 @@
                 <w:color w:val="E6E6E6"/>
                 <w:sz w:val="19"/>
               </w:rPr>
-              <w:t>input datafile file number=00003 name=/u02/oradata/ORCL/sysaux01.dbf</w:t>
+              <w:t>input datafile file number=00003 name=/u01/app/oracle/oradata/orcl/sysaux01.dbf</w:t>
             </w:r>
           </w:p>
           <w:p>
@@ -1805,7 +1805,7 @@
                 <w:color w:val="E6E6E6"/>
                 <w:sz w:val="19"/>
               </w:rPr>
-              <w:t>input datafile file number=00007 name=/u02/oradata/ORCL/users01.dbf</w:t>
+              <w:t>input datafile file number=00007 name=/u01/app/oracle/oradata/orcl/users01.dbf</w:t>
             </w:r>
           </w:p>
           <w:p>
@@ -3182,7 +3182,7 @@
                 <w:color w:val="E6E6E6"/>
                 <w:sz w:val="19"/>
               </w:rPr>
-              <w:t>RMAN&gt; BACKUP DATAFILE '/u02/oradata/ORCL/users01.dbf';</w:t>
+              <w:t>RMAN&gt; BACKUP DATAFILE '/u01/app/oracle/oradata/orcl/users01.dbf';</w:t>
             </w:r>
           </w:p>
           <w:p>
@@ -5047,7 +5047,7 @@
                 <w:color w:val="E6E6E6"/>
                 <w:sz w:val="19"/>
               </w:rPr>
-              <w:t xml:space="preserve">  2    USING FILE '/u02/oradata/ORCL/bct_orcl.chg' REUSE;</w:t>
+              <w:t xml:space="preserve">  2    USING FILE '/u02/oradata/orcl/bct_orcl.chg' REUSE;</w:t>
             </w:r>
           </w:p>
           <w:p>
@@ -5173,7 +5173,7 @@
                 <w:color w:val="E6E6E6"/>
                 <w:sz w:val="19"/>
               </w:rPr>
-              <w:t>ENABLED    /u02/oradata/ORCL/bct_orcl.chg          11</w:t>
+              <w:t>ENABLED    /u02/oradata/orcl/bct_orcl.chg          11</w:t>
             </w:r>
           </w:p>
           <w:p>
@@ -6028,7 +6028,7 @@
                 <w:color w:val="E6E6E6"/>
                 <w:sz w:val="19"/>
               </w:rPr>
-              <w:t>destination for restore of datafile 00001: /u02/oradata/ORCL/system01.dbf</w:t>
+              <w:t>destination for restore of datafile 00001: /u01/app/oracle/oradata/orcl/system01.dbf</w:t>
             </w:r>
           </w:p>
           <w:p>
@@ -6070,7 +6070,7 @@
                 <w:color w:val="E6E6E6"/>
                 <w:sz w:val="19"/>
               </w:rPr>
-              <w:t>archived log file name=/u02/arch1/1_52_1190530011.dbf thread=1 sequence=52</w:t>
+              <w:t>archived log file name=/home/oracle/arch1/arch_1_52_1200592300.arc thread=1 sequence=52</w:t>
             </w:r>
           </w:p>
           <w:p>
@@ -6298,7 +6298,7 @@
                 <w:color w:val="E6E6E6"/>
                 <w:sz w:val="19"/>
               </w:rPr>
-              <w:t>input datafile file number=00001 name=/u02/oradata/ORCL/system01.dbf</w:t>
+              <w:t>input datafile file number=00001 name=/u01/app/oracle/oradata/orcl/system01.dbf</w:t>
             </w:r>
           </w:p>
           <w:p>
